--- a/docs/bienban/Bien_ban_bong_ban_template.docx
+++ b/docs/bienban/Bien_ban_bong_ban_template.docx
@@ -1365,7 +1365,13 @@
                 <w:szCs w:val="21"/>
                 <w:lang w:val="en-US"/>
               </w:rPr>
-              <w:t>Cầu thủ: @@CTA@@</w:t>
+              <w:t>Cầu thủ:</w:t>
+            </w:r>
+            <w:r>
+              <w:rPr>
+                <w:b/>
+              </w:rPr>
+              <w:t xml:space="preserve"> @@CTA@@</w:t>
             </w:r>
           </w:p>
         </w:tc>
@@ -1390,7 +1396,7 @@
                 <w:szCs w:val="21"/>
                 <w:lang w:val="en-US"/>
               </w:rPr>
-              <w:t xml:space="preserve">ĐT: </w:t>
+              <w:t>ĐT:  @@DTA@@</w:t>
             </w:r>
           </w:p>
         </w:tc>
@@ -1415,7 +1421,13 @@
                 <w:szCs w:val="21"/>
                 <w:lang w:val="en-US"/>
               </w:rPr>
-              <w:t>Cầu thủ: @@CTB@@</w:t>
+              <w:t>Cầu thủ:</w:t>
+            </w:r>
+            <w:r>
+              <w:rPr>
+                <w:b/>
+              </w:rPr>
+              <w:t xml:space="preserve"> @@CTB@@</w:t>
             </w:r>
           </w:p>
         </w:tc>
@@ -1438,7 +1450,7 @@
                 <w:szCs w:val="21"/>
                 <w:lang w:val="en-US"/>
               </w:rPr>
-              <w:t xml:space="preserve">ĐT: </w:t>
+              <w:t>ĐT:  @@DTB@@</w:t>
             </w:r>
           </w:p>
         </w:tc>
@@ -3366,7 +3378,13 @@
                 <w:szCs w:val="21"/>
                 <w:lang w:val="en-US"/>
               </w:rPr>
-              <w:t>Cầu thủ: @@CTA@@</w:t>
+              <w:t>Cầu thủ:</w:t>
+            </w:r>
+            <w:r>
+              <w:rPr>
+                <w:b/>
+              </w:rPr>
+              <w:t xml:space="preserve"> @@CTA@@</w:t>
             </w:r>
           </w:p>
         </w:tc>
@@ -3391,7 +3409,7 @@
                 <w:szCs w:val="21"/>
                 <w:lang w:val="en-US"/>
               </w:rPr>
-              <w:t xml:space="preserve">ĐT: </w:t>
+              <w:t>ĐT:  @@DTA@@</w:t>
             </w:r>
           </w:p>
         </w:tc>
@@ -3416,7 +3434,13 @@
                 <w:szCs w:val="21"/>
                 <w:lang w:val="en-US"/>
               </w:rPr>
-              <w:t>Cầu thủ: @@CTB@@</w:t>
+              <w:t>Cầu thủ:</w:t>
+            </w:r>
+            <w:r>
+              <w:rPr>
+                <w:b/>
+              </w:rPr>
+              <w:t xml:space="preserve"> @@CTB@@</w:t>
             </w:r>
           </w:p>
         </w:tc>
@@ -3441,7 +3465,7 @@
                 <w:szCs w:val="21"/>
                 <w:lang w:val="en-US"/>
               </w:rPr>
-              <w:t xml:space="preserve">ĐT: </w:t>
+              <w:t>ĐT:  @@DTB@@</w:t>
             </w:r>
           </w:p>
         </w:tc>

--- a/docs/bienban/Bien_ban_bong_ban_template.docx
+++ b/docs/bienban/Bien_ban_bong_ban_template.docx
@@ -329,7 +329,15 @@
           <w:sz w:val="21"/>
           <w:szCs w:val="21"/>
         </w:rPr>
-        <w:t xml:space="preserve"> trận: @@MA@@</w:t>
+        <w:t xml:space="preserve"> trận:</w:t>
+      </w:r>
+      <w:r>
+        <w:rPr>
+          <w:rFonts w:ascii="Times New Roman" w:hAnsi="Times New Roman" w:cs="Times New Roman"/>
+          <w:b w:val="0"/>
+          <w:sz w:val="21"/>
+        </w:rPr>
+        <w:t xml:space="preserve"> @@MA@@</w:t>
       </w:r>
       <w:r>
         <w:rPr>
@@ -1027,7 +1035,15 @@
                 <w:szCs w:val="21"/>
                 <w:lang w:val="en-US"/>
               </w:rPr>
-              <w:t>Tên đội/ Cty:  @@DVA@@</w:t>
+              <w:t xml:space="preserve">Tên đội/ Cty: </w:t>
+            </w:r>
+            <w:r>
+              <w:rPr>
+                <w:rFonts w:ascii="Times New Roman" w:hAnsi="Times New Roman" w:cs="Times New Roman"/>
+                <w:b w:val="0"/>
+                <w:sz w:val="21"/>
+              </w:rPr>
+              <w:t xml:space="preserve"> @@DVA@@</w:t>
             </w:r>
           </w:p>
         </w:tc>
@@ -1062,7 +1078,15 @@
                 <w:szCs w:val="21"/>
                 <w:lang w:val="en-US"/>
               </w:rPr>
-              <w:t>: @@DVB@@</w:t>
+              <w:t>:</w:t>
+            </w:r>
+            <w:r>
+              <w:rPr>
+                <w:rFonts w:ascii="Times New Roman" w:hAnsi="Times New Roman" w:cs="Times New Roman"/>
+                <w:b w:val="0"/>
+                <w:sz w:val="21"/>
+              </w:rPr>
+              <w:t xml:space="preserve"> @@DVB@@</w:t>
             </w:r>
           </w:p>
         </w:tc>
@@ -1369,7 +1393,9 @@
             </w:r>
             <w:r>
               <w:rPr>
-                <w:b/>
+                <w:rFonts w:ascii="Times New Roman" w:hAnsi="Times New Roman" w:cs="Times New Roman"/>
+                <w:b/>
+                <w:sz w:val="21"/>
               </w:rPr>
               <w:t xml:space="preserve"> @@CTA@@</w:t>
             </w:r>
@@ -1396,7 +1422,15 @@
                 <w:szCs w:val="21"/>
                 <w:lang w:val="en-US"/>
               </w:rPr>
-              <w:t>ĐT:  @@DTA@@</w:t>
+              <w:t xml:space="preserve">ĐT: </w:t>
+            </w:r>
+            <w:r>
+              <w:rPr>
+                <w:rFonts w:ascii="Times New Roman" w:hAnsi="Times New Roman" w:cs="Times New Roman"/>
+                <w:b/>
+                <w:sz w:val="21"/>
+              </w:rPr>
+              <w:t xml:space="preserve"> @@DTA@@</w:t>
             </w:r>
           </w:p>
         </w:tc>
@@ -1425,7 +1459,9 @@
             </w:r>
             <w:r>
               <w:rPr>
-                <w:b/>
+                <w:rFonts w:ascii="Times New Roman" w:hAnsi="Times New Roman" w:cs="Times New Roman"/>
+                <w:b/>
+                <w:sz w:val="21"/>
               </w:rPr>
               <w:t xml:space="preserve"> @@CTB@@</w:t>
             </w:r>
@@ -1450,7 +1486,15 @@
                 <w:szCs w:val="21"/>
                 <w:lang w:val="en-US"/>
               </w:rPr>
-              <w:t>ĐT:  @@DTB@@</w:t>
+              <w:t xml:space="preserve">ĐT: </w:t>
+            </w:r>
+            <w:r>
+              <w:rPr>
+                <w:rFonts w:ascii="Times New Roman" w:hAnsi="Times New Roman" w:cs="Times New Roman"/>
+                <w:b/>
+                <w:sz w:val="21"/>
+              </w:rPr>
+              <w:t xml:space="preserve"> @@DTB@@</w:t>
             </w:r>
           </w:p>
         </w:tc>
@@ -2461,7 +2505,15 @@
           <w:sz w:val="21"/>
           <w:szCs w:val="21"/>
         </w:rPr>
-        <w:t>Mã số trận:  @@MA@@</w:t>
+        <w:t xml:space="preserve">Mã số trận: </w:t>
+      </w:r>
+      <w:r>
+        <w:rPr>
+          <w:rFonts w:ascii="Times New Roman" w:hAnsi="Times New Roman" w:cs="Times New Roman"/>
+          <w:b w:val="0"/>
+          <w:sz w:val="21"/>
+        </w:rPr>
+        <w:t xml:space="preserve"> @@MA@@</w:t>
       </w:r>
       <w:r>
         <w:rPr>
@@ -3085,7 +3137,15 @@
                 <w:szCs w:val="21"/>
                 <w:lang w:val="en-US"/>
               </w:rPr>
-              <w:t>Tên đội/ Cty:  @@DVA@@</w:t>
+              <w:t xml:space="preserve">Tên đội/ Cty: </w:t>
+            </w:r>
+            <w:r>
+              <w:rPr>
+                <w:rFonts w:ascii="Times New Roman" w:hAnsi="Times New Roman" w:cs="Times New Roman"/>
+                <w:b w:val="0"/>
+                <w:sz w:val="21"/>
+              </w:rPr>
+              <w:t xml:space="preserve"> @@DVA@@</w:t>
             </w:r>
           </w:p>
         </w:tc>
@@ -3111,7 +3171,15 @@
                 <w:szCs w:val="21"/>
                 <w:lang w:val="en-US"/>
               </w:rPr>
-              <w:t>Tên đội/ Cty: @@DVB@@</w:t>
+              <w:t>Tên đội/ Cty:</w:t>
+            </w:r>
+            <w:r>
+              <w:rPr>
+                <w:rFonts w:ascii="Times New Roman" w:hAnsi="Times New Roman" w:cs="Times New Roman"/>
+                <w:b w:val="0"/>
+                <w:sz w:val="21"/>
+              </w:rPr>
+              <w:t xml:space="preserve"> @@DVB@@</w:t>
             </w:r>
           </w:p>
         </w:tc>
@@ -3382,7 +3450,9 @@
             </w:r>
             <w:r>
               <w:rPr>
-                <w:b/>
+                <w:rFonts w:ascii="Times New Roman" w:hAnsi="Times New Roman" w:cs="Times New Roman"/>
+                <w:b/>
+                <w:sz w:val="21"/>
               </w:rPr>
               <w:t xml:space="preserve"> @@CTA@@</w:t>
             </w:r>
@@ -3409,7 +3479,15 @@
                 <w:szCs w:val="21"/>
                 <w:lang w:val="en-US"/>
               </w:rPr>
-              <w:t>ĐT:  @@DTA@@</w:t>
+              <w:t xml:space="preserve">ĐT: </w:t>
+            </w:r>
+            <w:r>
+              <w:rPr>
+                <w:rFonts w:ascii="Times New Roman" w:hAnsi="Times New Roman" w:cs="Times New Roman"/>
+                <w:b/>
+                <w:sz w:val="21"/>
+              </w:rPr>
+              <w:t xml:space="preserve"> @@DTA@@</w:t>
             </w:r>
           </w:p>
         </w:tc>
@@ -3438,7 +3516,9 @@
             </w:r>
             <w:r>
               <w:rPr>
-                <w:b/>
+                <w:rFonts w:ascii="Times New Roman" w:hAnsi="Times New Roman" w:cs="Times New Roman"/>
+                <w:b/>
+                <w:sz w:val="21"/>
               </w:rPr>
               <w:t xml:space="preserve"> @@CTB@@</w:t>
             </w:r>
@@ -3465,7 +3545,15 @@
                 <w:szCs w:val="21"/>
                 <w:lang w:val="en-US"/>
               </w:rPr>
-              <w:t>ĐT:  @@DTB@@</w:t>
+              <w:t xml:space="preserve">ĐT: </w:t>
+            </w:r>
+            <w:r>
+              <w:rPr>
+                <w:rFonts w:ascii="Times New Roman" w:hAnsi="Times New Roman" w:cs="Times New Roman"/>
+                <w:b/>
+                <w:sz w:val="21"/>
+              </w:rPr>
+              <w:t xml:space="preserve"> @@DTB@@</w:t>
             </w:r>
           </w:p>
         </w:tc>

--- a/docs/bienban/Bien_ban_bong_ban_template.docx
+++ b/docs/bienban/Bien_ban_bong_ban_template.docx
@@ -444,7 +444,7 @@
               <w:rPr>
                 <w:rFonts w:asciiTheme="majorHAnsi" w:hAnsiTheme="majorHAnsi" w:cstheme="majorHAnsi"/>
                 <w:b/>
-                <w:sz w:val="21"/>
+                <w:sz w:val="16"/>
                 <w:szCs w:val="21"/>
                 <w:lang w:val="en-US"/>
               </w:rPr>
@@ -473,7 +473,7 @@
               <w:rPr>
                 <w:rFonts w:asciiTheme="majorHAnsi" w:hAnsiTheme="majorHAnsi" w:cstheme="majorHAnsi"/>
                 <w:b/>
-                <w:sz w:val="21"/>
+                <w:sz w:val="16"/>
                 <w:szCs w:val="21"/>
                 <w:lang w:val="en-US"/>
               </w:rPr>
@@ -507,7 +507,7 @@
               <w:rPr>
                 <w:rFonts w:asciiTheme="majorHAnsi" w:hAnsiTheme="majorHAnsi" w:cstheme="majorHAnsi"/>
                 <w:b/>
-                <w:sz w:val="21"/>
+                <w:sz w:val="16"/>
                 <w:szCs w:val="21"/>
                 <w:lang w:val="en-US"/>
               </w:rPr>
@@ -546,7 +546,7 @@
               <w:rPr>
                 <w:rFonts w:asciiTheme="majorHAnsi" w:hAnsiTheme="majorHAnsi" w:cstheme="majorHAnsi"/>
                 <w:b/>
-                <w:sz w:val="21"/>
+                <w:sz w:val="16"/>
                 <w:szCs w:val="21"/>
                 <w:lang w:val="en-US"/>
               </w:rPr>
@@ -589,7 +589,7 @@
               <w:rPr>
                 <w:rFonts w:asciiTheme="majorHAnsi" w:hAnsiTheme="majorHAnsi" w:cstheme="majorHAnsi"/>
                 <w:b/>
-                <w:sz w:val="21"/>
+                <w:sz w:val="16"/>
                 <w:szCs w:val="21"/>
                 <w:lang w:val="en-US"/>
               </w:rPr>
@@ -649,7 +649,7 @@
               <w:rPr>
                 <w:rFonts w:asciiTheme="majorHAnsi" w:hAnsiTheme="majorHAnsi" w:cstheme="majorHAnsi"/>
                 <w:b/>
-                <w:sz w:val="21"/>
+                <w:sz w:val="16"/>
                 <w:szCs w:val="21"/>
                 <w:lang w:val="en-US"/>
               </w:rPr>
@@ -711,7 +711,7 @@
               <w:rPr>
                 <w:rFonts w:asciiTheme="majorHAnsi" w:hAnsiTheme="majorHAnsi" w:cstheme="majorHAnsi"/>
                 <w:b/>
-                <w:sz w:val="21"/>
+                <w:sz w:val="16"/>
                 <w:szCs w:val="21"/>
                 <w:lang w:val="en-US"/>
               </w:rPr>
@@ -773,7 +773,7 @@
               <w:rPr>
                 <w:rFonts w:asciiTheme="majorHAnsi" w:hAnsiTheme="majorHAnsi" w:cstheme="majorHAnsi"/>
                 <w:b/>
-                <w:sz w:val="21"/>
+                <w:sz w:val="16"/>
                 <w:szCs w:val="21"/>
                 <w:lang w:val="en-US"/>
               </w:rPr>
@@ -836,7 +836,7 @@
               <w:rPr>
                 <w:rFonts w:asciiTheme="majorHAnsi" w:hAnsiTheme="majorHAnsi" w:cstheme="majorHAnsi"/>
                 <w:b/>
-                <w:sz w:val="21"/>
+                <w:sz w:val="16"/>
                 <w:szCs w:val="21"/>
                 <w:lang w:val="en-US"/>
               </w:rPr>
@@ -866,7 +866,7 @@
               <w:rPr>
                 <w:rFonts w:asciiTheme="majorHAnsi" w:hAnsiTheme="majorHAnsi" w:cstheme="majorHAnsi"/>
                 <w:b/>
-                <w:sz w:val="21"/>
+                <w:sz w:val="16"/>
                 <w:szCs w:val="21"/>
                 <w:lang w:val="en-US"/>
               </w:rPr>
@@ -2611,7 +2611,7 @@
               <w:rPr>
                 <w:rFonts w:asciiTheme="majorHAnsi" w:hAnsiTheme="majorHAnsi" w:cstheme="majorHAnsi"/>
                 <w:b/>
-                <w:sz w:val="21"/>
+                <w:sz w:val="16"/>
                 <w:szCs w:val="21"/>
                 <w:lang w:val="en-US"/>
               </w:rPr>
@@ -2640,7 +2640,7 @@
               <w:rPr>
                 <w:rFonts w:asciiTheme="majorHAnsi" w:hAnsiTheme="majorHAnsi" w:cstheme="majorHAnsi"/>
                 <w:b/>
-                <w:sz w:val="21"/>
+                <w:sz w:val="16"/>
                 <w:szCs w:val="21"/>
                 <w:lang w:val="en-US"/>
               </w:rPr>
@@ -2674,7 +2674,7 @@
               <w:rPr>
                 <w:rFonts w:asciiTheme="majorHAnsi" w:hAnsiTheme="majorHAnsi" w:cstheme="majorHAnsi"/>
                 <w:b/>
-                <w:sz w:val="21"/>
+                <w:sz w:val="16"/>
                 <w:szCs w:val="21"/>
                 <w:lang w:val="en-US"/>
               </w:rPr>
@@ -2703,7 +2703,7 @@
               <w:rPr>
                 <w:rFonts w:asciiTheme="majorHAnsi" w:hAnsiTheme="majorHAnsi" w:cstheme="majorHAnsi"/>
                 <w:b/>
-                <w:sz w:val="21"/>
+                <w:sz w:val="16"/>
                 <w:szCs w:val="21"/>
                 <w:lang w:val="en-US"/>
               </w:rPr>
@@ -2736,7 +2736,7 @@
               <w:rPr>
                 <w:rFonts w:asciiTheme="majorHAnsi" w:hAnsiTheme="majorHAnsi" w:cstheme="majorHAnsi"/>
                 <w:b/>
-                <w:sz w:val="21"/>
+                <w:sz w:val="16"/>
                 <w:szCs w:val="21"/>
                 <w:lang w:val="en-US"/>
               </w:rPr>
@@ -2796,7 +2796,7 @@
               <w:rPr>
                 <w:rFonts w:asciiTheme="majorHAnsi" w:hAnsiTheme="majorHAnsi" w:cstheme="majorHAnsi"/>
                 <w:b/>
-                <w:sz w:val="21"/>
+                <w:sz w:val="16"/>
                 <w:szCs w:val="21"/>
                 <w:lang w:val="en-US"/>
               </w:rPr>
@@ -2849,7 +2849,7 @@
               <w:rPr>
                 <w:rFonts w:asciiTheme="majorHAnsi" w:hAnsiTheme="majorHAnsi" w:cstheme="majorHAnsi"/>
                 <w:b/>
-                <w:sz w:val="21"/>
+                <w:sz w:val="16"/>
                 <w:szCs w:val="21"/>
                 <w:lang w:val="en-US"/>
               </w:rPr>
@@ -2902,7 +2902,7 @@
               <w:rPr>
                 <w:rFonts w:asciiTheme="majorHAnsi" w:hAnsiTheme="majorHAnsi" w:cstheme="majorHAnsi"/>
                 <w:b/>
-                <w:sz w:val="21"/>
+                <w:sz w:val="16"/>
                 <w:szCs w:val="21"/>
                 <w:lang w:val="en-US"/>
               </w:rPr>
@@ -2956,7 +2956,7 @@
               <w:rPr>
                 <w:rFonts w:asciiTheme="majorHAnsi" w:hAnsiTheme="majorHAnsi" w:cstheme="majorHAnsi"/>
                 <w:b/>
-                <w:sz w:val="21"/>
+                <w:sz w:val="16"/>
                 <w:szCs w:val="21"/>
                 <w:lang w:val="en-US"/>
               </w:rPr>
@@ -2986,7 +2986,7 @@
               <w:rPr>
                 <w:rFonts w:asciiTheme="majorHAnsi" w:hAnsiTheme="majorHAnsi" w:cstheme="majorHAnsi"/>
                 <w:b/>
-                <w:sz w:val="21"/>
+                <w:sz w:val="16"/>
                 <w:szCs w:val="21"/>
                 <w:lang w:val="en-US"/>
               </w:rPr>

--- a/docs/bienban/Bien_ban_bong_ban_template.docx
+++ b/docs/bienban/Bien_ban_bong_ban_template.docx
@@ -337,7 +337,7 @@
           <w:b w:val="0"/>
           <w:sz w:val="21"/>
         </w:rPr>
-        <w:t xml:space="preserve"> @@MA@@</w:t>
+        <w:t xml:space="preserve"> @@MA1@@</w:t>
       </w:r>
       <w:r>
         <w:rPr>
@@ -448,7 +448,7 @@
                 <w:szCs w:val="21"/>
                 <w:lang w:val="en-US"/>
               </w:rPr>
-              <w:t xml:space="preserve">@@BDON@@ </w:t>
+              <w:t xml:space="preserve">@@BDON1@@ </w:t>
             </w:r>
             <w:r>
               <w:rPr>
@@ -477,7 +477,7 @@
                 <w:szCs w:val="21"/>
                 <w:lang w:val="en-US"/>
               </w:rPr>
-              <w:t xml:space="preserve">@@BDOI@@ </w:t>
+              <w:t xml:space="preserve">@@BDOI1@@ </w:t>
             </w:r>
             <w:r>
               <w:rPr>
@@ -511,7 +511,7 @@
                 <w:szCs w:val="21"/>
                 <w:lang w:val="en-US"/>
               </w:rPr>
-              <w:t>@@BNAM@@</w:t>
+              <w:t>@@BNAM1@@</w:t>
             </w:r>
             <w:r>
               <w:rPr>
@@ -550,7 +550,7 @@
                 <w:szCs w:val="21"/>
                 <w:lang w:val="en-US"/>
               </w:rPr>
-              <w:t>@@BNU@@</w:t>
+              <w:t>@@BNU1@@</w:t>
             </w:r>
             <w:r>
               <w:rPr>
@@ -593,7 +593,7 @@
                 <w:szCs w:val="21"/>
                 <w:lang w:val="en-US"/>
               </w:rPr>
-              <w:t xml:space="preserve">@@BQL@@ </w:t>
+              <w:t xml:space="preserve">@@BQL1@@ </w:t>
             </w:r>
             <w:r>
               <w:rPr>
@@ -653,7 +653,7 @@
                 <w:szCs w:val="21"/>
                 <w:lang w:val="en-US"/>
               </w:rPr>
-              <w:t xml:space="preserve">@@B16@@ </w:t>
+              <w:t xml:space="preserve">@@B161@@ </w:t>
             </w:r>
             <w:r>
               <w:rPr>
@@ -715,7 +715,7 @@
                 <w:szCs w:val="21"/>
                 <w:lang w:val="en-US"/>
               </w:rPr>
-              <w:t xml:space="preserve">@@BTK@@ </w:t>
+              <w:t xml:space="preserve">@@BTK1@@ </w:t>
             </w:r>
             <w:r>
               <w:rPr>
@@ -777,7 +777,7 @@
                 <w:szCs w:val="21"/>
                 <w:lang w:val="en-US"/>
               </w:rPr>
-              <w:t xml:space="preserve">@@BBK@@ </w:t>
+              <w:t xml:space="preserve">@@BBK1@@ </w:t>
             </w:r>
             <w:r>
               <w:rPr>
@@ -840,7 +840,7 @@
                 <w:szCs w:val="21"/>
                 <w:lang w:val="en-US"/>
               </w:rPr>
-              <w:t xml:space="preserve">@@BBT@@ </w:t>
+              <w:t xml:space="preserve">@@BBT1@@ </w:t>
             </w:r>
             <w:r>
               <w:rPr>
@@ -870,7 +870,7 @@
                 <w:szCs w:val="21"/>
                 <w:lang w:val="en-US"/>
               </w:rPr>
-              <w:t xml:space="preserve">@@BCK@@ </w:t>
+              <w:t xml:space="preserve">@@BCK1@@ </w:t>
             </w:r>
             <w:r>
               <w:rPr>
@@ -1043,7 +1043,7 @@
                 <w:b w:val="0"/>
                 <w:sz w:val="21"/>
               </w:rPr>
-              <w:t xml:space="preserve"> @@DVA@@</w:t>
+              <w:t xml:space="preserve"> @@DVA1@@</w:t>
             </w:r>
           </w:p>
         </w:tc>
@@ -1086,7 +1086,7 @@
                 <w:b w:val="0"/>
                 <w:sz w:val="21"/>
               </w:rPr>
-              <w:t xml:space="preserve"> @@DVB@@</w:t>
+              <w:t xml:space="preserve"> @@DVB1@@</w:t>
             </w:r>
           </w:p>
         </w:tc>
@@ -1397,7 +1397,7 @@
                 <w:b/>
                 <w:sz w:val="21"/>
               </w:rPr>
-              <w:t xml:space="preserve"> @@CTA@@</w:t>
+              <w:t xml:space="preserve"> @@CTA1@@</w:t>
             </w:r>
           </w:p>
         </w:tc>
@@ -1430,7 +1430,7 @@
                 <w:b/>
                 <w:sz w:val="21"/>
               </w:rPr>
-              <w:t xml:space="preserve"> @@DTA@@</w:t>
+              <w:t xml:space="preserve"> @@DTA1@@</w:t>
             </w:r>
           </w:p>
         </w:tc>
@@ -1463,7 +1463,7 @@
                 <w:b/>
                 <w:sz w:val="21"/>
               </w:rPr>
-              <w:t xml:space="preserve"> @@CTB@@</w:t>
+              <w:t xml:space="preserve"> @@CTB1@@</w:t>
             </w:r>
           </w:p>
         </w:tc>
@@ -1494,7 +1494,7 @@
                 <w:b/>
                 <w:sz w:val="21"/>
               </w:rPr>
-              <w:t xml:space="preserve"> @@DTB@@</w:t>
+              <w:t xml:space="preserve"> @@DTB1@@</w:t>
             </w:r>
           </w:p>
         </w:tc>
@@ -2513,7 +2513,7 @@
           <w:b w:val="0"/>
           <w:sz w:val="21"/>
         </w:rPr>
-        <w:t xml:space="preserve"> @@MA@@</w:t>
+        <w:t xml:space="preserve"> @@MA2@@</w:t>
       </w:r>
       <w:r>
         <w:rPr>
@@ -2615,7 +2615,7 @@
                 <w:szCs w:val="21"/>
                 <w:lang w:val="en-US"/>
               </w:rPr>
-              <w:t xml:space="preserve">@@BDON@@ </w:t>
+              <w:t xml:space="preserve">@@BDON2@@ </w:t>
             </w:r>
             <w:r>
               <w:rPr>
@@ -2644,7 +2644,7 @@
                 <w:szCs w:val="21"/>
                 <w:lang w:val="en-US"/>
               </w:rPr>
-              <w:t xml:space="preserve">@@BDOI@@ </w:t>
+              <w:t xml:space="preserve">@@BDOI2@@ </w:t>
             </w:r>
             <w:r>
               <w:rPr>
@@ -2678,7 +2678,7 @@
                 <w:szCs w:val="21"/>
                 <w:lang w:val="en-US"/>
               </w:rPr>
-              <w:t xml:space="preserve">@@BNAM@@ </w:t>
+              <w:t xml:space="preserve">@@BNAM2@@ </w:t>
             </w:r>
             <w:r>
               <w:rPr>
@@ -2707,7 +2707,7 @@
                 <w:szCs w:val="21"/>
                 <w:lang w:val="en-US"/>
               </w:rPr>
-              <w:t xml:space="preserve">@@BNU@@ </w:t>
+              <w:t xml:space="preserve">@@BNU2@@ </w:t>
             </w:r>
             <w:r>
               <w:rPr>
@@ -2740,7 +2740,7 @@
                 <w:szCs w:val="21"/>
                 <w:lang w:val="en-US"/>
               </w:rPr>
-              <w:t xml:space="preserve">@@BQL@@ </w:t>
+              <w:t xml:space="preserve">@@BQL2@@ </w:t>
             </w:r>
             <w:r>
               <w:rPr>
@@ -2800,7 +2800,7 @@
                 <w:szCs w:val="21"/>
                 <w:lang w:val="en-US"/>
               </w:rPr>
-              <w:t xml:space="preserve">@@B16@@ </w:t>
+              <w:t xml:space="preserve">@@B162@@ </w:t>
             </w:r>
             <w:r>
               <w:rPr>
@@ -2853,7 +2853,7 @@
                 <w:szCs w:val="21"/>
                 <w:lang w:val="en-US"/>
               </w:rPr>
-              <w:t xml:space="preserve">@@BTK@@ </w:t>
+              <w:t xml:space="preserve">@@BTK2@@ </w:t>
             </w:r>
             <w:r>
               <w:rPr>
@@ -2906,7 +2906,7 @@
                 <w:szCs w:val="21"/>
                 <w:lang w:val="en-US"/>
               </w:rPr>
-              <w:t xml:space="preserve">@@BBK@@ </w:t>
+              <w:t xml:space="preserve">@@BBK2@@ </w:t>
             </w:r>
             <w:r>
               <w:rPr>
@@ -2960,7 +2960,7 @@
                 <w:szCs w:val="21"/>
                 <w:lang w:val="en-US"/>
               </w:rPr>
-              <w:t xml:space="preserve">@@BBT@@ </w:t>
+              <w:t xml:space="preserve">@@BBT2@@ </w:t>
             </w:r>
             <w:r>
               <w:rPr>
@@ -2990,7 +2990,7 @@
                 <w:szCs w:val="21"/>
                 <w:lang w:val="en-US"/>
               </w:rPr>
-              <w:t xml:space="preserve">@@BCK@@ </w:t>
+              <w:t xml:space="preserve">@@BCK2@@ </w:t>
             </w:r>
             <w:r>
               <w:rPr>
@@ -3145,7 +3145,7 @@
                 <w:b w:val="0"/>
                 <w:sz w:val="21"/>
               </w:rPr>
-              <w:t xml:space="preserve"> @@DVA@@</w:t>
+              <w:t xml:space="preserve"> @@DVA2@@</w:t>
             </w:r>
           </w:p>
         </w:tc>
@@ -3179,7 +3179,7 @@
                 <w:b w:val="0"/>
                 <w:sz w:val="21"/>
               </w:rPr>
-              <w:t xml:space="preserve"> @@DVB@@</w:t>
+              <w:t xml:space="preserve"> @@DVB2@@</w:t>
             </w:r>
           </w:p>
         </w:tc>
@@ -3454,7 +3454,7 @@
                 <w:b/>
                 <w:sz w:val="21"/>
               </w:rPr>
-              <w:t xml:space="preserve"> @@CTA@@</w:t>
+              <w:t xml:space="preserve"> @@CTA2@@</w:t>
             </w:r>
           </w:p>
         </w:tc>
@@ -3487,7 +3487,7 @@
                 <w:b/>
                 <w:sz w:val="21"/>
               </w:rPr>
-              <w:t xml:space="preserve"> @@DTA@@</w:t>
+              <w:t xml:space="preserve"> @@DTA2@@</w:t>
             </w:r>
           </w:p>
         </w:tc>
@@ -3520,7 +3520,7 @@
                 <w:b/>
                 <w:sz w:val="21"/>
               </w:rPr>
-              <w:t xml:space="preserve"> @@CTB@@</w:t>
+              <w:t xml:space="preserve"> @@CTB2@@</w:t>
             </w:r>
           </w:p>
         </w:tc>
@@ -3553,7 +3553,7 @@
                 <w:b/>
                 <w:sz w:val="21"/>
               </w:rPr>
-              <w:t xml:space="preserve"> @@DTB@@</w:t>
+              <w:t xml:space="preserve"> @@DTB2@@</w:t>
             </w:r>
           </w:p>
         </w:tc>

--- a/docs/bienban/Bien_ban_bong_ban_template.docx
+++ b/docs/bienban/Bien_ban_bong_ban_template.docx
@@ -337,7 +337,7 @@
           <w:b w:val="0"/>
           <w:sz w:val="21"/>
         </w:rPr>
-        <w:t xml:space="preserve"> @@MA1@@</w:t>
+        <w:t xml:space="preserve"> @@MA1@@   </w:t>
       </w:r>
       <w:r>
         <w:rPr>
@@ -2513,7 +2513,7 @@
           <w:b w:val="0"/>
           <w:sz w:val="21"/>
         </w:rPr>
-        <w:t xml:space="preserve"> @@MA2@@</w:t>
+        <w:t xml:space="preserve"> @@MA2@@   </w:t>
       </w:r>
       <w:r>
         <w:rPr>
